--- a/testakten/erbrecht-pflichtteilsergaenzung-hofuebertragung-lueneburg/99_nachtrag_wohnrecht_pflege_ackerpacht.docx
+++ b/testakten/erbrecht-pflichtteilsergaenzung-hofuebertragung-lueneburg/99_nachtrag_wohnrecht_pflege_ackerpacht.docx
@@ -4,46 +4,984 @@
   <w:body>
     <w:p>
       <w:pPr>
+        <w:pStyle w:val="Title"/>
+        <w:keepNext/>
+      </w:pPr>
+      <w:r>
+        <w:t>Nachtrag zu Wohnrecht, Pflege und Ackerpacht</w:t>
+      </w:r>
+    </w:p>
+    <w:tbl>
+      <w:tblPr>
+        <w:tblStyle w:val="TableGrid"/>
+        <w:tblW w:type="auto" w:w="0"/>
+        <w:jc w:val="center"/>
+        <w:tblLayout w:type="autofit"/>
+        <w:tblLook w:firstColumn="1" w:firstRow="1" w:lastColumn="0" w:lastRow="0" w:noHBand="0" w:noVBand="1" w:val="04A0"/>
+      </w:tblPr>
+      <w:tblGrid>
+        <w:gridCol w:w="4872"/>
+        <w:gridCol w:w="4872"/>
+      </w:tblGrid>
+      <w:tr>
+        <w:trPr>
+          <w:tblHeader w:val="true"/>
+        </w:trPr>
+        <w:tc>
+          <w:tcPr>
+            <w:tcW w:type="dxa" w:w="4872"/>
+            <w:shd w:fill="17324D"/>
+            <w:vAlign w:val="center"/>
+            <w:tcMar>
+              <w:top w:w="90" w:type="dxa"/>
+              <w:start w:w="100" w:type="dxa"/>
+              <w:bottom w:w="90" w:type="dxa"/>
+              <w:end w:w="100" w:type="dxa"/>
+            </w:tcMar>
+          </w:tcPr>
+          <w:p>
+            <w:pPr>
+              <w:spacing w:after="30"/>
+            </w:pPr>
+            <w:r>
+              <w:rPr>
+                <w:rFonts w:ascii="Arial" w:hAnsi="Arial"/>
+                <w:b/>
+                <w:color w:val="FFFFFF"/>
+                <w:sz w:val="17"/>
+              </w:rPr>
+              <w:t>Eingang</w:t>
+            </w:r>
+          </w:p>
+        </w:tc>
+        <w:tc>
+          <w:tcPr>
+            <w:tcW w:type="dxa" w:w="4872"/>
+            <w:vAlign w:val="center"/>
+            <w:tcMar>
+              <w:top w:w="90" w:type="dxa"/>
+              <w:start w:w="100" w:type="dxa"/>
+              <w:bottom w:w="90" w:type="dxa"/>
+              <w:end w:w="100" w:type="dxa"/>
+            </w:tcMar>
+            <w:shd w:fill="17324D"/>
+          </w:tcPr>
+          <w:p>
+            <w:pPr>
+              <w:spacing w:after="30"/>
+            </w:pPr>
+            <w:r>
+              <w:rPr>
+                <w:rFonts w:ascii="Arial" w:hAnsi="Arial"/>
+                <w:b/>
+                <w:color w:val="FFFFFF"/>
+                <w:sz w:val="17"/>
+              </w:rPr>
+              <w:t>13.07.2026, 15:42 Uhr</w:t>
+            </w:r>
+          </w:p>
+        </w:tc>
+      </w:tr>
+      <w:tr>
+        <w:tc>
+          <w:tcPr>
+            <w:tcW w:type="dxa" w:w="4872"/>
+            <w:shd w:fill="EAF1F5"/>
+            <w:vAlign w:val="center"/>
+            <w:tcMar>
+              <w:top w:w="90" w:type="dxa"/>
+              <w:start w:w="100" w:type="dxa"/>
+              <w:bottom w:w="90" w:type="dxa"/>
+              <w:end w:w="100" w:type="dxa"/>
+            </w:tcMar>
+          </w:tcPr>
+          <w:p>
+            <w:pPr>
+              <w:spacing w:after="30"/>
+            </w:pPr>
+            <w:r>
+              <w:rPr>
+                <w:rFonts w:ascii="Arial" w:hAnsi="Arial"/>
+                <w:b/>
+                <w:color w:val="17324D"/>
+                <w:sz w:val="17"/>
+              </w:rPr>
+              <w:t>Übermittelt</w:t>
+            </w:r>
+          </w:p>
+        </w:tc>
+        <w:tc>
+          <w:tcPr>
+            <w:tcW w:type="dxa" w:w="4872"/>
+            <w:vAlign w:val="center"/>
+            <w:tcMar>
+              <w:top w:w="90" w:type="dxa"/>
+              <w:start w:w="100" w:type="dxa"/>
+              <w:bottom w:w="90" w:type="dxa"/>
+              <w:end w:w="100" w:type="dxa"/>
+            </w:tcMar>
+          </w:tcPr>
+          <w:p>
+            <w:pPr>
+              <w:spacing w:after="30"/>
+            </w:pPr>
+            <w:r>
+              <w:rPr>
+                <w:rFonts w:ascii="Arial" w:hAnsi="Arial"/>
+                <w:sz w:val="17"/>
+              </w:rPr>
+              <w:t>Rechtsanwältin Petra Ohlendorf für Alva Rieken</w:t>
+            </w:r>
+          </w:p>
+        </w:tc>
+      </w:tr>
+      <w:tr>
+        <w:tc>
+          <w:tcPr>
+            <w:tcW w:type="dxa" w:w="4872"/>
+            <w:shd w:fill="F2F4F5"/>
+            <w:vAlign w:val="center"/>
+            <w:tcMar>
+              <w:top w:w="90" w:type="dxa"/>
+              <w:start w:w="100" w:type="dxa"/>
+              <w:bottom w:w="90" w:type="dxa"/>
+              <w:end w:w="100" w:type="dxa"/>
+            </w:tcMar>
+          </w:tcPr>
+          <w:p>
+            <w:pPr>
+              <w:spacing w:after="30"/>
+            </w:pPr>
+            <w:r>
+              <w:rPr>
+                <w:rFonts w:ascii="Arial" w:hAnsi="Arial"/>
+                <w:b/>
+                <w:color w:val="17324D"/>
+                <w:sz w:val="17"/>
+              </w:rPr>
+              <w:t>Anlagen</w:t>
+            </w:r>
+          </w:p>
+        </w:tc>
+        <w:tc>
+          <w:tcPr>
+            <w:tcW w:type="dxa" w:w="4872"/>
+            <w:vAlign w:val="center"/>
+            <w:tcMar>
+              <w:top w:w="90" w:type="dxa"/>
+              <w:start w:w="100" w:type="dxa"/>
+              <w:bottom w:w="90" w:type="dxa"/>
+              <w:end w:w="100" w:type="dxa"/>
+            </w:tcMar>
+            <w:shd w:fill="F2F4F5"/>
+          </w:tcPr>
+          <w:p>
+            <w:pPr>
+              <w:spacing w:after="30"/>
+            </w:pPr>
+            <w:r>
+              <w:rPr>
+                <w:rFonts w:ascii="Arial" w:hAnsi="Arial"/>
+                <w:sz w:val="17"/>
+              </w:rPr>
+              <w:t>Pachtvertrag, Pflegekalender, Heimschreiben, zwölf Zahlungsbelege</w:t>
+            </w:r>
+          </w:p>
+        </w:tc>
+      </w:tr>
+      <w:tr>
+        <w:tc>
+          <w:tcPr>
+            <w:tcW w:type="dxa" w:w="4872"/>
+            <w:shd w:fill="EAF1F5"/>
+            <w:vAlign w:val="center"/>
+            <w:tcMar>
+              <w:top w:w="90" w:type="dxa"/>
+              <w:start w:w="100" w:type="dxa"/>
+              <w:bottom w:w="90" w:type="dxa"/>
+              <w:end w:w="100" w:type="dxa"/>
+            </w:tcMar>
+          </w:tcPr>
+          <w:p>
+            <w:pPr>
+              <w:spacing w:after="30"/>
+            </w:pPr>
+            <w:r>
+              <w:rPr>
+                <w:rFonts w:ascii="Arial" w:hAnsi="Arial"/>
+                <w:b/>
+                <w:color w:val="17324D"/>
+                <w:sz w:val="17"/>
+              </w:rPr>
+              <w:t>Prüfstand</w:t>
+            </w:r>
+          </w:p>
+        </w:tc>
+        <w:tc>
+          <w:tcPr>
+            <w:tcW w:type="dxa" w:w="4872"/>
+            <w:vAlign w:val="center"/>
+            <w:tcMar>
+              <w:top w:w="90" w:type="dxa"/>
+              <w:start w:w="100" w:type="dxa"/>
+              <w:bottom w:w="90" w:type="dxa"/>
+              <w:end w:w="100" w:type="dxa"/>
+            </w:tcMar>
+          </w:tcPr>
+          <w:p>
+            <w:pPr>
+              <w:spacing w:after="30"/>
+            </w:pPr>
+            <w:r>
+              <w:rPr>
+                <w:rFonts w:ascii="Arial" w:hAnsi="Arial"/>
+                <w:sz w:val="17"/>
+              </w:rPr>
+              <w:t>Unterlagen inventarisiert, rechtliche Einordnung offen</w:t>
+            </w:r>
+          </w:p>
+        </w:tc>
+      </w:tr>
+    </w:tbl>
+    <w:p/>
+    <w:p>
+      <w:pPr>
         <w:pStyle w:val="Heading1"/>
       </w:pPr>
       <w:r>
-        <w:t>Nachtrag Wohnrecht, Pflege und Ackerpacht</w:t>
+        <w:t>1. Pachtvertrag</w:t>
       </w:r>
     </w:p>
     <w:p>
       <w:pPr>
-        <w:pStyle w:val="Heading2"/>
+        <w:keepLines w:val="0"/>
       </w:pPr>
       <w:r>
-        <w:t>1. Neue Unterlagen</w:t>
-      </w:r>
-    </w:p>
-    <w:p>
-      <w:r>
-        <w:t>Ein Pachtvertrag über zwei Ackerflächen, eine Pflegezeitenliste und ein Schreiben des Pflegeheims sind aufgetaucht. Die Beteiligten bewerten dieselben Zahlungen unterschiedlich: Pflegeausgleich, Pacht, Unterhalt oder bloße Familienhilfe.</w:t>
+        <w:t>Vorgelegt wurde ein Vertrag vom 01.01.2020 über 1,6 Hektar Ackerfläche an Landwirt Torben Maaß. Vertragspartei auf Verpächterseite ist Alva Rieken; die Jahrespacht von 3840,00 EUR sollte laut handschriftlichem Zusatz bis zum Tod Helmut Riekens auf dessen Konto fließen. Bankbelege zeigen Zahlungen 2020 bis 2024 an Helmut, für 2025 jedoch an Alva.</w:t>
       </w:r>
     </w:p>
     <w:p>
       <w:pPr>
-        <w:pStyle w:val="Heading2"/>
+        <w:keepLines w:val="0"/>
       </w:pPr>
       <w:r>
-        <w:t>2. Bedeutung</w:t>
+        <w:t>Der Zusatz trägt die Kürzel HR und AR. Ob er bei Vertragsschluss oder später angebracht wurde, ist aus der Kopie nicht erkennbar. Das Original soll beim Pächter liegen.</w:t>
       </w:r>
     </w:p>
     <w:p>
+      <w:pPr>
+        <w:pStyle w:val="Heading1"/>
+      </w:pPr>
       <w:r>
-        <w:t>Der Nachtrag verschärft die Frage, ob die Schenkung wirtschaftlich vollständig aus dem Vermögen herausgegeben wurde und welche Gegenleistungen den Wert mindern.</w:t>
+        <w:t>2. Pflege- und Betreuungszeiten</w:t>
+      </w:r>
+    </w:p>
+    <w:p>
+      <w:pPr>
+        <w:keepLines w:val="0"/>
+      </w:pPr>
+      <w:r>
+        <w:t>Alvas Kalender listet von November 2022 bis Mai 2026 insgesamt 864 Stunden. Enthalten sind Arztfahrten, Einkäufe, Reinigung, Behördenpost und Nachtbereitschaft. Mehrere Einträge überschneiden sich mit Leistungen des ambulanten Pflegediensts. Die Liste wurde am 02.06.2026 nachträglich in eine Tabelle übertragen; Originalkalender wurden nicht vorgelegt.</w:t>
+      </w:r>
+    </w:p>
+    <w:tbl>
+      <w:tblPr>
+        <w:tblStyle w:val="TableGrid"/>
+        <w:tblW w:type="auto" w:w="0"/>
+        <w:jc w:val="center"/>
+        <w:tblLayout w:type="autofit"/>
+        <w:tblLook w:firstColumn="1" w:firstRow="1" w:lastColumn="0" w:lastRow="0" w:noHBand="0" w:noVBand="1" w:val="04A0"/>
+      </w:tblPr>
+      <w:tblGrid>
+        <w:gridCol w:w="1949"/>
+        <w:gridCol w:w="1949"/>
+        <w:gridCol w:w="1949"/>
+        <w:gridCol w:w="1949"/>
+        <w:gridCol w:w="1949"/>
+      </w:tblGrid>
+      <w:tr>
+        <w:trPr>
+          <w:tblHeader w:val="true"/>
+        </w:trPr>
+        <w:tc>
+          <w:tcPr>
+            <w:tcW w:type="dxa" w:w="1949"/>
+            <w:vAlign w:val="center"/>
+            <w:tcMar>
+              <w:top w:w="90" w:type="dxa"/>
+              <w:start w:w="100" w:type="dxa"/>
+              <w:bottom w:w="90" w:type="dxa"/>
+              <w:end w:w="100" w:type="dxa"/>
+            </w:tcMar>
+            <w:shd w:fill="17324D"/>
+          </w:tcPr>
+          <w:p>
+            <w:pPr>
+              <w:spacing w:after="30"/>
+            </w:pPr>
+            <w:r>
+              <w:rPr>
+                <w:rFonts w:ascii="Arial" w:hAnsi="Arial"/>
+                <w:b/>
+                <w:color w:val="FFFFFF"/>
+                <w:sz w:val="17"/>
+              </w:rPr>
+              <w:t>Zeitraum</w:t>
+            </w:r>
+          </w:p>
+        </w:tc>
+        <w:tc>
+          <w:tcPr>
+            <w:tcW w:type="dxa" w:w="1949"/>
+            <w:vAlign w:val="center"/>
+            <w:tcMar>
+              <w:top w:w="90" w:type="dxa"/>
+              <w:start w:w="100" w:type="dxa"/>
+              <w:bottom w:w="90" w:type="dxa"/>
+              <w:end w:w="100" w:type="dxa"/>
+            </w:tcMar>
+            <w:shd w:fill="17324D"/>
+          </w:tcPr>
+          <w:p>
+            <w:pPr>
+              <w:spacing w:after="30"/>
+            </w:pPr>
+            <w:r>
+              <w:rPr>
+                <w:rFonts w:ascii="Arial" w:hAnsi="Arial"/>
+                <w:b/>
+                <w:color w:val="FFFFFF"/>
+                <w:sz w:val="17"/>
+              </w:rPr>
+              <w:t>Stunden Alva</w:t>
+            </w:r>
+          </w:p>
+        </w:tc>
+        <w:tc>
+          <w:tcPr>
+            <w:tcW w:type="dxa" w:w="1949"/>
+            <w:vAlign w:val="center"/>
+            <w:tcMar>
+              <w:top w:w="90" w:type="dxa"/>
+              <w:start w:w="100" w:type="dxa"/>
+              <w:bottom w:w="90" w:type="dxa"/>
+              <w:end w:w="100" w:type="dxa"/>
+            </w:tcMar>
+            <w:shd w:fill="17324D"/>
+          </w:tcPr>
+          <w:p>
+            <w:pPr>
+              <w:spacing w:after="30"/>
+            </w:pPr>
+            <w:r>
+              <w:rPr>
+                <w:rFonts w:ascii="Arial" w:hAnsi="Arial"/>
+                <w:b/>
+                <w:color w:val="FFFFFF"/>
+                <w:sz w:val="17"/>
+              </w:rPr>
+              <w:t>Pflegedienst</w:t>
+            </w:r>
+          </w:p>
+        </w:tc>
+        <w:tc>
+          <w:tcPr>
+            <w:tcW w:type="dxa" w:w="1949"/>
+            <w:vAlign w:val="center"/>
+            <w:tcMar>
+              <w:top w:w="90" w:type="dxa"/>
+              <w:start w:w="100" w:type="dxa"/>
+              <w:bottom w:w="90" w:type="dxa"/>
+              <w:end w:w="100" w:type="dxa"/>
+            </w:tcMar>
+            <w:shd w:fill="17324D"/>
+          </w:tcPr>
+          <w:p>
+            <w:pPr>
+              <w:spacing w:after="30"/>
+            </w:pPr>
+            <w:r>
+              <w:rPr>
+                <w:rFonts w:ascii="Arial" w:hAnsi="Arial"/>
+                <w:b/>
+                <w:color w:val="FFFFFF"/>
+                <w:sz w:val="17"/>
+              </w:rPr>
+              <w:t>Zahlungen Helmut</w:t>
+            </w:r>
+          </w:p>
+        </w:tc>
+        <w:tc>
+          <w:tcPr>
+            <w:tcW w:type="dxa" w:w="1949"/>
+            <w:vAlign w:val="center"/>
+            <w:tcMar>
+              <w:top w:w="90" w:type="dxa"/>
+              <w:start w:w="100" w:type="dxa"/>
+              <w:bottom w:w="90" w:type="dxa"/>
+              <w:end w:w="100" w:type="dxa"/>
+            </w:tcMar>
+            <w:shd w:fill="17324D"/>
+          </w:tcPr>
+          <w:p>
+            <w:pPr>
+              <w:spacing w:after="30"/>
+            </w:pPr>
+            <w:r>
+              <w:rPr>
+                <w:rFonts w:ascii="Arial" w:hAnsi="Arial"/>
+                <w:b/>
+                <w:color w:val="FFFFFF"/>
+                <w:sz w:val="17"/>
+              </w:rPr>
+              <w:t>Klärung</w:t>
+            </w:r>
+          </w:p>
+        </w:tc>
+      </w:tr>
+      <w:tr>
+        <w:tc>
+          <w:tcPr>
+            <w:tcW w:type="dxa" w:w="1949"/>
+            <w:vAlign w:val="center"/>
+            <w:tcMar>
+              <w:top w:w="90" w:type="dxa"/>
+              <w:start w:w="100" w:type="dxa"/>
+              <w:bottom w:w="90" w:type="dxa"/>
+              <w:end w:w="100" w:type="dxa"/>
+            </w:tcMar>
+          </w:tcPr>
+          <w:p>
+            <w:pPr>
+              <w:spacing w:after="30"/>
+            </w:pPr>
+            <w:r>
+              <w:rPr>
+                <w:rFonts w:ascii="Arial" w:hAnsi="Arial"/>
+                <w:sz w:val="17"/>
+              </w:rPr>
+              <w:t>11/2022–12/2023</w:t>
+            </w:r>
+          </w:p>
+        </w:tc>
+        <w:tc>
+          <w:tcPr>
+            <w:tcW w:type="dxa" w:w="1949"/>
+            <w:vAlign w:val="center"/>
+            <w:tcMar>
+              <w:top w:w="90" w:type="dxa"/>
+              <w:start w:w="100" w:type="dxa"/>
+              <w:bottom w:w="90" w:type="dxa"/>
+              <w:end w:w="100" w:type="dxa"/>
+            </w:tcMar>
+          </w:tcPr>
+          <w:p>
+            <w:pPr>
+              <w:spacing w:after="30"/>
+            </w:pPr>
+            <w:r>
+              <w:rPr>
+                <w:rFonts w:ascii="Arial" w:hAnsi="Arial"/>
+                <w:sz w:val="17"/>
+              </w:rPr>
+              <w:t>214</w:t>
+            </w:r>
+          </w:p>
+        </w:tc>
+        <w:tc>
+          <w:tcPr>
+            <w:tcW w:type="dxa" w:w="1949"/>
+            <w:vAlign w:val="center"/>
+            <w:tcMar>
+              <w:top w:w="90" w:type="dxa"/>
+              <w:start w:w="100" w:type="dxa"/>
+              <w:bottom w:w="90" w:type="dxa"/>
+              <w:end w:w="100" w:type="dxa"/>
+            </w:tcMar>
+          </w:tcPr>
+          <w:p>
+            <w:pPr>
+              <w:spacing w:after="30"/>
+            </w:pPr>
+            <w:r>
+              <w:rPr>
+                <w:rFonts w:ascii="Arial" w:hAnsi="Arial"/>
+                <w:sz w:val="17"/>
+              </w:rPr>
+              <w:t>ab 08/2023</w:t>
+            </w:r>
+          </w:p>
+        </w:tc>
+        <w:tc>
+          <w:tcPr>
+            <w:tcW w:type="dxa" w:w="1949"/>
+            <w:vAlign w:val="center"/>
+            <w:tcMar>
+              <w:top w:w="90" w:type="dxa"/>
+              <w:start w:w="100" w:type="dxa"/>
+              <w:bottom w:w="90" w:type="dxa"/>
+              <w:end w:w="100" w:type="dxa"/>
+            </w:tcMar>
+          </w:tcPr>
+          <w:p>
+            <w:pPr>
+              <w:spacing w:after="30"/>
+            </w:pPr>
+            <w:r>
+              <w:rPr>
+                <w:rFonts w:ascii="Arial" w:hAnsi="Arial"/>
+                <w:sz w:val="17"/>
+              </w:rPr>
+              <w:t>1800,00 EUR</w:t>
+            </w:r>
+          </w:p>
+        </w:tc>
+        <w:tc>
+          <w:tcPr>
+            <w:tcW w:type="dxa" w:w="1949"/>
+            <w:vAlign w:val="center"/>
+            <w:tcMar>
+              <w:top w:w="90" w:type="dxa"/>
+              <w:start w:w="100" w:type="dxa"/>
+              <w:bottom w:w="90" w:type="dxa"/>
+              <w:end w:w="100" w:type="dxa"/>
+            </w:tcMar>
+          </w:tcPr>
+          <w:p>
+            <w:pPr>
+              <w:spacing w:after="30"/>
+            </w:pPr>
+            <w:r>
+              <w:rPr>
+                <w:rFonts w:ascii="Arial" w:hAnsi="Arial"/>
+                <w:sz w:val="17"/>
+              </w:rPr>
+              <w:t>Familienbesuche abgrenzen</w:t>
+            </w:r>
+          </w:p>
+        </w:tc>
+      </w:tr>
+      <w:tr>
+        <w:tc>
+          <w:tcPr>
+            <w:tcW w:type="dxa" w:w="1949"/>
+            <w:vAlign w:val="center"/>
+            <w:tcMar>
+              <w:top w:w="90" w:type="dxa"/>
+              <w:start w:w="100" w:type="dxa"/>
+              <w:bottom w:w="90" w:type="dxa"/>
+              <w:end w:w="100" w:type="dxa"/>
+            </w:tcMar>
+            <w:shd w:fill="F2F4F5"/>
+          </w:tcPr>
+          <w:p>
+            <w:pPr>
+              <w:spacing w:after="30"/>
+            </w:pPr>
+            <w:r>
+              <w:rPr>
+                <w:rFonts w:ascii="Arial" w:hAnsi="Arial"/>
+                <w:sz w:val="17"/>
+              </w:rPr>
+              <w:t>01/2024–12/2024</w:t>
+            </w:r>
+          </w:p>
+        </w:tc>
+        <w:tc>
+          <w:tcPr>
+            <w:tcW w:type="dxa" w:w="1949"/>
+            <w:vAlign w:val="center"/>
+            <w:tcMar>
+              <w:top w:w="90" w:type="dxa"/>
+              <w:start w:w="100" w:type="dxa"/>
+              <w:bottom w:w="90" w:type="dxa"/>
+              <w:end w:w="100" w:type="dxa"/>
+            </w:tcMar>
+            <w:shd w:fill="F2F4F5"/>
+          </w:tcPr>
+          <w:p>
+            <w:pPr>
+              <w:spacing w:after="30"/>
+            </w:pPr>
+            <w:r>
+              <w:rPr>
+                <w:rFonts w:ascii="Arial" w:hAnsi="Arial"/>
+                <w:sz w:val="17"/>
+              </w:rPr>
+              <w:t>326</w:t>
+            </w:r>
+          </w:p>
+        </w:tc>
+        <w:tc>
+          <w:tcPr>
+            <w:tcW w:type="dxa" w:w="1949"/>
+            <w:vAlign w:val="center"/>
+            <w:tcMar>
+              <w:top w:w="90" w:type="dxa"/>
+              <w:start w:w="100" w:type="dxa"/>
+              <w:bottom w:w="90" w:type="dxa"/>
+              <w:end w:w="100" w:type="dxa"/>
+            </w:tcMar>
+            <w:shd w:fill="F2F4F5"/>
+          </w:tcPr>
+          <w:p>
+            <w:pPr>
+              <w:spacing w:after="30"/>
+            </w:pPr>
+            <w:r>
+              <w:rPr>
+                <w:rFonts w:ascii="Arial" w:hAnsi="Arial"/>
+                <w:sz w:val="17"/>
+              </w:rPr>
+              <w:t>2 Termine wöchentlich</w:t>
+            </w:r>
+          </w:p>
+        </w:tc>
+        <w:tc>
+          <w:tcPr>
+            <w:tcW w:type="dxa" w:w="1949"/>
+            <w:vAlign w:val="center"/>
+            <w:tcMar>
+              <w:top w:w="90" w:type="dxa"/>
+              <w:start w:w="100" w:type="dxa"/>
+              <w:bottom w:w="90" w:type="dxa"/>
+              <w:end w:w="100" w:type="dxa"/>
+            </w:tcMar>
+            <w:shd w:fill="F2F4F5"/>
+          </w:tcPr>
+          <w:p>
+            <w:pPr>
+              <w:spacing w:after="30"/>
+            </w:pPr>
+            <w:r>
+              <w:rPr>
+                <w:rFonts w:ascii="Arial" w:hAnsi="Arial"/>
+                <w:sz w:val="17"/>
+              </w:rPr>
+              <w:t>3600,00 EUR</w:t>
+            </w:r>
+          </w:p>
+        </w:tc>
+        <w:tc>
+          <w:tcPr>
+            <w:tcW w:type="dxa" w:w="1949"/>
+            <w:vAlign w:val="center"/>
+            <w:tcMar>
+              <w:top w:w="90" w:type="dxa"/>
+              <w:start w:w="100" w:type="dxa"/>
+              <w:bottom w:w="90" w:type="dxa"/>
+              <w:end w:w="100" w:type="dxa"/>
+            </w:tcMar>
+            <w:shd w:fill="F2F4F5"/>
+          </w:tcPr>
+          <w:p>
+            <w:pPr>
+              <w:spacing w:after="30"/>
+            </w:pPr>
+            <w:r>
+              <w:rPr>
+                <w:rFonts w:ascii="Arial" w:hAnsi="Arial"/>
+                <w:sz w:val="17"/>
+              </w:rPr>
+              <w:t>Doppelzeiten prüfen</w:t>
+            </w:r>
+          </w:p>
+        </w:tc>
+      </w:tr>
+      <w:tr>
+        <w:tc>
+          <w:tcPr>
+            <w:tcW w:type="dxa" w:w="1949"/>
+            <w:vAlign w:val="center"/>
+            <w:tcMar>
+              <w:top w:w="90" w:type="dxa"/>
+              <w:start w:w="100" w:type="dxa"/>
+              <w:bottom w:w="90" w:type="dxa"/>
+              <w:end w:w="100" w:type="dxa"/>
+            </w:tcMar>
+          </w:tcPr>
+          <w:p>
+            <w:pPr>
+              <w:spacing w:after="30"/>
+            </w:pPr>
+            <w:r>
+              <w:rPr>
+                <w:rFonts w:ascii="Arial" w:hAnsi="Arial"/>
+                <w:sz w:val="17"/>
+              </w:rPr>
+              <w:t>01/2025–18.05.2026</w:t>
+            </w:r>
+          </w:p>
+        </w:tc>
+        <w:tc>
+          <w:tcPr>
+            <w:tcW w:type="dxa" w:w="1949"/>
+            <w:vAlign w:val="center"/>
+            <w:tcMar>
+              <w:top w:w="90" w:type="dxa"/>
+              <w:start w:w="100" w:type="dxa"/>
+              <w:bottom w:w="90" w:type="dxa"/>
+              <w:end w:w="100" w:type="dxa"/>
+            </w:tcMar>
+          </w:tcPr>
+          <w:p>
+            <w:pPr>
+              <w:spacing w:after="30"/>
+            </w:pPr>
+            <w:r>
+              <w:rPr>
+                <w:rFonts w:ascii="Arial" w:hAnsi="Arial"/>
+                <w:sz w:val="17"/>
+              </w:rPr>
+              <w:t>324</w:t>
+            </w:r>
+          </w:p>
+        </w:tc>
+        <w:tc>
+          <w:tcPr>
+            <w:tcW w:type="dxa" w:w="1949"/>
+            <w:vAlign w:val="center"/>
+            <w:tcMar>
+              <w:top w:w="90" w:type="dxa"/>
+              <w:start w:w="100" w:type="dxa"/>
+              <w:bottom w:w="90" w:type="dxa"/>
+              <w:end w:w="100" w:type="dxa"/>
+            </w:tcMar>
+          </w:tcPr>
+          <w:p>
+            <w:pPr>
+              <w:spacing w:after="30"/>
+            </w:pPr>
+            <w:r>
+              <w:rPr>
+                <w:rFonts w:ascii="Arial" w:hAnsi="Arial"/>
+                <w:sz w:val="17"/>
+              </w:rPr>
+              <w:t>3 Termine wöchentlich</w:t>
+            </w:r>
+          </w:p>
+        </w:tc>
+        <w:tc>
+          <w:tcPr>
+            <w:tcW w:type="dxa" w:w="1949"/>
+            <w:vAlign w:val="center"/>
+            <w:tcMar>
+              <w:top w:w="90" w:type="dxa"/>
+              <w:start w:w="100" w:type="dxa"/>
+              <w:bottom w:w="90" w:type="dxa"/>
+              <w:end w:w="100" w:type="dxa"/>
+            </w:tcMar>
+          </w:tcPr>
+          <w:p>
+            <w:pPr>
+              <w:spacing w:after="30"/>
+            </w:pPr>
+            <w:r>
+              <w:rPr>
+                <w:rFonts w:ascii="Arial" w:hAnsi="Arial"/>
+                <w:sz w:val="17"/>
+              </w:rPr>
+              <w:t>4200,00 EUR</w:t>
+            </w:r>
+          </w:p>
+        </w:tc>
+        <w:tc>
+          <w:tcPr>
+            <w:tcW w:type="dxa" w:w="1949"/>
+            <w:vAlign w:val="center"/>
+            <w:tcMar>
+              <w:top w:w="90" w:type="dxa"/>
+              <w:start w:w="100" w:type="dxa"/>
+              <w:bottom w:w="90" w:type="dxa"/>
+              <w:end w:w="100" w:type="dxa"/>
+            </w:tcMar>
+          </w:tcPr>
+          <w:p>
+            <w:pPr>
+              <w:spacing w:after="30"/>
+            </w:pPr>
+            <w:r>
+              <w:rPr>
+                <w:rFonts w:ascii="Arial" w:hAnsi="Arial"/>
+                <w:sz w:val="17"/>
+              </w:rPr>
+              <w:t>Nachtbereitschaft belegen</w:t>
+            </w:r>
+          </w:p>
+        </w:tc>
+      </w:tr>
+    </w:tbl>
+    <w:p>
+      <w:pPr>
+        <w:pStyle w:val="Heading1"/>
+      </w:pPr>
+      <w:r>
+        <w:t>3. Pflegeheimschreiben</w:t>
+      </w:r>
+    </w:p>
+    <w:p>
+      <w:pPr>
+        <w:keepLines w:val="0"/>
+      </w:pPr>
+      <w:r>
+        <w:t>Das Pflegeheim Am Ilmenauufer bestätigt eine Kurzzeitpflege vom 04.02. bis 01.03.2026. Alva besuchte Helmut laut Besuchsliste achtmal und brachte Wäsche. Das Schreiben trifft keine Aussage zu einem Vergütungsanspruch. Die Heimrechnung über 2864,70 EUR wurde teilweise von der Pflegekasse und teilweise vom Konto Helmut bezahlt.</w:t>
+      </w:r>
+    </w:p>
+    <w:p>
+      <w:pPr>
+        <w:pStyle w:val="Heading1"/>
+      </w:pPr>
+      <w:r>
+        <w:t>4. Arbeitsfragen</w:t>
+      </w:r>
+    </w:p>
+    <w:p>
+      <w:pPr>
+        <w:keepLines w:val="0"/>
+      </w:pPr>
+      <w:r>
+        <w:t>Für jede Zahlung und Leistung sind Zeitraum, tatsächlicher Empfänger, Rechtsgrund, bereits erfolgte Erstattung und Zusammenhang mit der Hofübertragung zu erfassen. Pacht, Pflege, Unterhalt und familiäre Hilfe werden nicht pauschal saldiert. Der Nachtrag enthält keine Berechnung eines Pflichtteils oder Ergänzungsanspruchs.</w:t>
       </w:r>
     </w:p>
     <w:sectPr>
+      <w:headerReference w:type="default" r:id="rId9"/>
+      <w:footerReference w:type="default" r:id="rId10"/>
       <w:pgSz w:w="12240" w:h="15840"/>
-      <w:pgMar w:top="1440" w:right="1800" w:bottom="1440" w:left="1800" w:header="720" w:footer="720" w:gutter="0"/>
+      <w:pgMar w:top="1162" w:right="1219" w:bottom="1162" w:left="1276" w:header="397" w:footer="397" w:gutter="0"/>
       <w:cols w:space="720"/>
       <w:docGrid w:linePitch="360"/>
     </w:sectPr>
   </w:body>
 </w:document>
+</file>
+
+<file path=word/footer1.xml><?xml version="1.0" encoding="utf-8"?>
+<w:ftr xmlns:m="http://schemas.openxmlformats.org/officeDocument/2006/math" xmlns:mc="http://schemas.openxmlformats.org/markup-compatibility/2006" xmlns:mo="http://schemas.microsoft.com/office/mac/office/2008/main" xmlns:mv="urn:schemas-microsoft-com:mac:vml" xmlns:o="urn:schemas-microsoft-com:office:office" xmlns:r="http://schemas.openxmlformats.org/officeDocument/2006/relationships" xmlns:v="urn:schemas-microsoft-com:vml" xmlns:w10="urn:schemas-microsoft-com:office:word" xmlns:w14="http://schemas.microsoft.com/office/word/2010/wordml" xmlns:w="http://schemas.openxmlformats.org/wordprocessingml/2006/main" xmlns:wne="http://schemas.microsoft.com/office/word/2006/wordml" xmlns:wp14="http://schemas.microsoft.com/office/word/2010/wordprocessingDrawing" xmlns:wp="http://schemas.openxmlformats.org/drawingml/2006/wordprocessingDrawing" xmlns:wpc="http://schemas.microsoft.com/office/word/2010/wordprocessingCanvas" xmlns:wpg="http://schemas.microsoft.com/office/word/2010/wordprocessingGroup" xmlns:wpi="http://schemas.microsoft.com/office/word/2010/wordprocessingInk" xmlns:wps="http://schemas.microsoft.com/office/word/2010/wordprocessingShape" mc:Ignorable="w14 wp14">
+  <w:p>
+    <w:pPr>
+      <w:spacing w:before="60"/>
+      <w:jc w:val="center"/>
+    </w:pPr>
+    <w:r>
+      <w:rPr>
+        <w:rFonts w:ascii="Arial" w:hAnsi="Arial"/>
+        <w:color w:val="6B7378"/>
+        <w:sz w:val="12"/>
+      </w:rPr>
+      <w:t>Dr. Svenja Kalkhorst, Rechtsanwältin und Fachanwältin für Erbrecht | Anderkonto DE73 2405 0110 0019 8850 04 | BIC NOLADE21LBG | St.-Nr. 33/219/07162 | Berufshaftpflicht: JurAssekuranz AG, Hannover</w:t>
+    </w:r>
+  </w:p>
+  <w:p>
+    <w:pPr>
+      <w:spacing w:after="0"/>
+      <w:jc w:val="center"/>
+    </w:pPr>
+    <w:r>
+      <w:rPr>
+        <w:color w:val="6B7378"/>
+        <w:sz w:val="14"/>
+      </w:rPr>
+      <w:t xml:space="preserve">Seite </w:t>
+    </w:r>
+    <w:r>
+      <w:rPr>
+        <w:color w:val="6B7378"/>
+        <w:sz w:val="14"/>
+      </w:rPr>
+      <w:fldChar w:fldCharType="begin"/>
+      <w:instrText xml:space="preserve"> PAGE </w:instrText>
+      <w:fldChar w:fldCharType="end"/>
+    </w:r>
+  </w:p>
+</w:ftr>
+</file>
+
+<file path=word/header1.xml><?xml version="1.0" encoding="utf-8"?>
+<w:hdr xmlns:m="http://schemas.openxmlformats.org/officeDocument/2006/math" xmlns:mc="http://schemas.openxmlformats.org/markup-compatibility/2006" xmlns:mo="http://schemas.microsoft.com/office/mac/office/2008/main" xmlns:mv="urn:schemas-microsoft-com:mac:vml" xmlns:o="urn:schemas-microsoft-com:office:office" xmlns:r="http://schemas.openxmlformats.org/officeDocument/2006/relationships" xmlns:v="urn:schemas-microsoft-com:vml" xmlns:w10="urn:schemas-microsoft-com:office:word" xmlns:w14="http://schemas.microsoft.com/office/word/2010/wordml" xmlns:w="http://schemas.openxmlformats.org/wordprocessingml/2006/main" xmlns:wne="http://schemas.microsoft.com/office/word/2006/wordml" xmlns:wp14="http://schemas.microsoft.com/office/word/2010/wordprocessingDrawing" xmlns:wp="http://schemas.openxmlformats.org/drawingml/2006/wordprocessingDrawing" xmlns:wpc="http://schemas.microsoft.com/office/word/2010/wordprocessingCanvas" xmlns:wpg="http://schemas.microsoft.com/office/word/2010/wordprocessingGroup" xmlns:wpi="http://schemas.microsoft.com/office/word/2010/wordprocessingInk" xmlns:wps="http://schemas.microsoft.com/office/word/2010/wordprocessingShape" mc:Ignorable="w14 wp14">
+  <w:p>
+    <w:pPr>
+      <w:pBdr>
+        <w:bottom w:val="single" w:sz="10" w:space="4" w:color="2F6684"/>
+      </w:pBdr>
+    </w:pPr>
+  </w:p>
+  <w:tbl>
+    <w:tblPr>
+      <w:tblW w:type="auto" w:w="0"/>
+      <w:jc w:val="center"/>
+      <w:tblLook w:firstColumn="1" w:firstRow="1" w:lastColumn="0" w:lastRow="0" w:noHBand="0" w:noVBand="1" w:val="04A0"/>
+    </w:tblPr>
+    <w:tblGrid>
+      <w:gridCol w:w="6066"/>
+      <w:gridCol w:w="3345"/>
+    </w:tblGrid>
+    <w:tr>
+      <w:tc>
+        <w:tcPr>
+          <w:tcW w:type="dxa" w:w="4706"/>
+        </w:tcPr>
+        <w:p>
+          <w:pPr>
+            <w:spacing w:after="20"/>
+          </w:pPr>
+          <w:r>
+            <w:rPr>
+              <w:rFonts w:ascii="Arial" w:hAnsi="Arial"/>
+              <w:b/>
+              <w:color w:val="17324D"/>
+              <w:sz w:val="21"/>
+            </w:rPr>
+            <w:t>Kalkhorst &amp; Severin Rechtsanwälte</w:t>
+          </w:r>
+        </w:p>
+        <w:p>
+          <w:pPr>
+            <w:spacing w:after="0"/>
+          </w:pPr>
+          <w:r>
+            <w:rPr>
+              <w:color w:val="6B7378"/>
+              <w:sz w:val="15"/>
+            </w:rPr>
+            <w:t>Erbrecht und Agrarvermögen | Am Berge 12 | 21335 Lüneburg</w:t>
+          </w:r>
+        </w:p>
+      </w:tc>
+      <w:tc>
+        <w:tcPr>
+          <w:tcW w:type="dxa" w:w="4706"/>
+        </w:tcPr>
+        <w:p>
+          <w:pPr>
+            <w:spacing w:after="20"/>
+            <w:jc w:val="right"/>
+          </w:pPr>
+          <w:r>
+            <w:rPr>
+              <w:b/>
+              <w:color w:val="17324D"/>
+              <w:sz w:val="18"/>
+            </w:rPr>
+            <w:t>Nachlass Rieken</w:t>
+          </w:r>
+        </w:p>
+        <w:p>
+          <w:pPr>
+            <w:spacing w:after="0"/>
+            <w:jc w:val="right"/>
+          </w:pPr>
+          <w:r>
+            <w:rPr>
+              <w:color w:val="6B7378"/>
+              <w:sz w:val="15"/>
+            </w:rPr>
+            <w:t>Aktenzeichen 224/26 K05</w:t>
+          </w:r>
+        </w:p>
+      </w:tc>
+    </w:tr>
+  </w:tbl>
+</w:hdr>
 </file>
 
 <file path=word/numbering.xml><?xml version="1.0" encoding="utf-8"?>
@@ -409,9 +1347,12 @@
     <w:name w:val="Normal"/>
     <w:qFormat/>
     <w:rsid w:val="00FC693F"/>
+    <w:pPr>
+      <w:spacing w:after="100" w:line="269" w:lineRule="auto"/>
+    </w:pPr>
     <w:rPr>
-      <w:rFonts w:ascii="Times New Roman" w:hAnsi="Times New Roman"/>
-      <w:sz w:val="22"/>
+      <w:rFonts w:ascii="Arial" w:hAnsi="Arial" w:eastAsia="Arial"/>
+      <w:sz w:val="21"/>
     </w:rPr>
   </w:style>
   <w:style w:type="paragraph" w:styleId="Header">
@@ -469,14 +1410,14 @@
     <w:pPr>
       <w:keepNext/>
       <w:keepLines/>
-      <w:spacing w:before="480" w:after="0"/>
+      <w:spacing w:before="240" w:after="100"/>
       <w:outlineLvl w:val="0"/>
     </w:pPr>
     <w:rPr>
-      <w:rFonts w:asciiTheme="majorHAnsi" w:eastAsiaTheme="majorEastAsia" w:hAnsiTheme="majorHAnsi" w:cstheme="majorBidi" w:ascii="Times New Roman" w:hAnsi="Times New Roman"/>
+      <w:rFonts w:asciiTheme="majorHAnsi" w:eastAsiaTheme="majorEastAsia" w:hAnsiTheme="majorHAnsi" w:cstheme="majorBidi" w:ascii="Arial" w:hAnsi="Arial" w:eastAsia="Arial"/>
       <w:b/>
       <w:bCs/>
-      <w:color w:val="365F91" w:themeColor="accent1" w:themeShade="BF"/>
+      <w:color w:val="17324D"/>
       <w:sz w:val="26"/>
       <w:szCs w:val="28"/>
     </w:rPr>
@@ -493,15 +1434,15 @@
     <w:pPr>
       <w:keepNext/>
       <w:keepLines/>
-      <w:spacing w:before="200" w:after="0"/>
+      <w:spacing w:before="180" w:after="80"/>
       <w:outlineLvl w:val="1"/>
     </w:pPr>
     <w:rPr>
-      <w:rFonts w:asciiTheme="majorHAnsi" w:eastAsiaTheme="majorEastAsia" w:hAnsiTheme="majorHAnsi" w:cstheme="majorBidi" w:ascii="Times New Roman" w:hAnsi="Times New Roman"/>
+      <w:rFonts w:asciiTheme="majorHAnsi" w:eastAsiaTheme="majorEastAsia" w:hAnsiTheme="majorHAnsi" w:cstheme="majorBidi" w:ascii="Arial" w:hAnsi="Arial" w:eastAsia="Arial"/>
       <w:b/>
       <w:bCs/>
-      <w:color w:val="4F81BD" w:themeColor="accent1"/>
-      <w:sz w:val="24"/>
+      <w:color w:val="2F6684"/>
+      <w:sz w:val="23"/>
       <w:szCs w:val="26"/>
     </w:rPr>
   </w:style>
@@ -517,15 +1458,15 @@
     <w:pPr>
       <w:keepNext/>
       <w:keepLines/>
-      <w:spacing w:before="200" w:after="0"/>
+      <w:spacing w:before="140" w:after="60"/>
       <w:outlineLvl w:val="2"/>
     </w:pPr>
     <w:rPr>
-      <w:rFonts w:asciiTheme="majorHAnsi" w:eastAsiaTheme="majorEastAsia" w:hAnsiTheme="majorHAnsi" w:cstheme="majorBidi" w:ascii="Times New Roman" w:hAnsi="Times New Roman"/>
+      <w:rFonts w:asciiTheme="majorHAnsi" w:eastAsiaTheme="majorEastAsia" w:hAnsiTheme="majorHAnsi" w:cstheme="majorBidi" w:ascii="Arial" w:hAnsi="Arial" w:eastAsia="Arial"/>
       <w:b/>
       <w:bCs/>
-      <w:color w:val="4F81BD" w:themeColor="accent1"/>
-      <w:sz w:val="24"/>
+      <w:color w:val="17324D"/>
+      <w:sz w:val="21"/>
     </w:rPr>
   </w:style>
   <w:style w:type="paragraph" w:styleId="Heading4">
@@ -756,18 +1697,20 @@
     <w:qFormat/>
     <w:rsid w:val="00FC693F"/>
     <w:pPr>
+      <w:keepNext/>
       <w:pBdr>
         <w:bottom w:val="single" w:sz="8" w:space="4" w:color="4F81BD" w:themeColor="accent1"/>
       </w:pBdr>
-      <w:spacing w:after="300" w:line="240" w:lineRule="auto"/>
+      <w:spacing w:after="200" w:line="240" w:lineRule="auto" w:before="0"/>
       <w:contextualSpacing/>
     </w:pPr>
     <w:rPr>
-      <w:rFonts w:asciiTheme="majorHAnsi" w:eastAsiaTheme="majorEastAsia" w:hAnsiTheme="majorHAnsi" w:cstheme="majorBidi"/>
-      <w:color w:val="17365D" w:themeColor="text2" w:themeShade="BF"/>
+      <w:rFonts w:asciiTheme="majorHAnsi" w:eastAsiaTheme="majorEastAsia" w:hAnsiTheme="majorHAnsi" w:cstheme="majorBidi" w:ascii="Arial" w:hAnsi="Arial" w:eastAsia="Arial"/>
+      <w:b/>
+      <w:color w:val="17324D"/>
       <w:spacing w:val="5"/>
       <w:kern w:val="28"/>
-      <w:sz w:val="52"/>
+      <w:sz w:val="34"/>
       <w:szCs w:val="52"/>
     </w:rPr>
   </w:style>
